--- a/DAR/Lab_4/Отчет.docx
+++ b/DAR/Lab_4/Отчет.docx
@@ -203,7 +203,7 @@
       <w:pPr>
         <w:spacing w:line="276" w:lineRule="auto"/>
         <w:ind w:left="-1134" w:firstLine="708"/>
-        <w:jc w:val="both"/>
+        <w:jc w:val="center"/>
         <w:rPr>
           <w:rFonts w:ascii="Times New Roman" w:hAnsi="Times New Roman" w:cs="Times New Roman"/>
           <w:b/>
@@ -269,7 +269,29 @@
           <w:szCs w:val="28"/>
           <w:lang w:val="ru-BY"/>
         </w:rPr>
-        <w:t xml:space="preserve">1. Документ о видении и границах проекта (Vision </w:t>
+        <w:t xml:space="preserve">1. </w:t>
+      </w:r>
+      <w:r>
+        <w:rPr>
+          <w:rFonts w:ascii="Times New Roman" w:hAnsi="Times New Roman" w:cs="Times New Roman"/>
+          <w:b/>
+          <w:bCs/>
+          <w:sz w:val="28"/>
+          <w:szCs w:val="28"/>
+          <w:lang w:val="ru-BY"/>
+        </w:rPr>
+        <w:tab/>
+      </w:r>
+      <w:r>
+        <w:rPr>
+          <w:rFonts w:ascii="Times New Roman" w:hAnsi="Times New Roman" w:cs="Times New Roman"/>
+          <w:b/>
+          <w:bCs/>
+          <w:sz w:val="28"/>
+          <w:szCs w:val="28"/>
+          <w:lang w:val="ru-BY"/>
+        </w:rPr>
+        <w:t xml:space="preserve">Документ о видении и границах проекта (Vision </w:t>
       </w:r>
       <w:proofErr w:type="spellStart"/>
       <w:r>
@@ -521,7 +543,29 @@
           <w:szCs w:val="28"/>
           <w:lang w:val="ru-BY"/>
         </w:rPr>
-        <w:t xml:space="preserve">2. Документ пользовательских требований (User </w:t>
+        <w:t>2.</w:t>
+      </w:r>
+      <w:r>
+        <w:rPr>
+          <w:rFonts w:ascii="Times New Roman" w:hAnsi="Times New Roman" w:cs="Times New Roman"/>
+          <w:b/>
+          <w:bCs/>
+          <w:sz w:val="28"/>
+          <w:szCs w:val="28"/>
+          <w:lang w:val="ru-BY"/>
+        </w:rPr>
+        <w:tab/>
+      </w:r>
+      <w:r>
+        <w:rPr>
+          <w:rFonts w:ascii="Times New Roman" w:hAnsi="Times New Roman" w:cs="Times New Roman"/>
+          <w:b/>
+          <w:bCs/>
+          <w:sz w:val="28"/>
+          <w:szCs w:val="28"/>
+          <w:lang w:val="ru-BY"/>
+        </w:rPr>
+        <w:t xml:space="preserve">Документ пользовательских требований (User </w:t>
       </w:r>
       <w:proofErr w:type="spellStart"/>
       <w:r>
@@ -769,7 +813,29 @@
           <w:szCs w:val="28"/>
           <w:lang w:val="ru-BY"/>
         </w:rPr>
-        <w:t xml:space="preserve">3. Спецификация требований к программному обеспечению (Software </w:t>
+        <w:t>3.</w:t>
+      </w:r>
+      <w:r>
+        <w:rPr>
+          <w:rFonts w:ascii="Times New Roman" w:hAnsi="Times New Roman" w:cs="Times New Roman"/>
+          <w:b/>
+          <w:bCs/>
+          <w:sz w:val="28"/>
+          <w:szCs w:val="28"/>
+          <w:lang w:val="ru-BY"/>
+        </w:rPr>
+        <w:tab/>
+      </w:r>
+      <w:r>
+        <w:rPr>
+          <w:rFonts w:ascii="Times New Roman" w:hAnsi="Times New Roman" w:cs="Times New Roman"/>
+          <w:b/>
+          <w:bCs/>
+          <w:sz w:val="28"/>
+          <w:szCs w:val="28"/>
+          <w:lang w:val="ru-BY"/>
+        </w:rPr>
+        <w:t xml:space="preserve">Спецификация требований к программному обеспечению (Software </w:t>
       </w:r>
       <w:proofErr w:type="spellStart"/>
       <w:r>
@@ -1352,8 +1418,81 @@
           <w:lang w:val="ru-BY"/>
         </w:rPr>
         <w:pict w14:anchorId="58BDF02E">
-          <v:rect id="_x0000_i1063" style="width:712.8pt;height:1.5pt" o:hrpct="0" o:hralign="center" o:hrstd="t" o:hr="t" fillcolor="#a0a0a0" stroked="f"/>
+          <v:rect id="_x0000_i1025" style="width:712.8pt;height:1.5pt" o:hrpct="0" o:hralign="center" o:hrstd="t" o:hr="t" fillcolor="#a0a0a0" stroked="f"/>
         </w:pict>
+      </w:r>
+    </w:p>
+    <w:p>
+      <w:pPr>
+        <w:spacing w:line="276" w:lineRule="auto"/>
+        <w:ind w:left="-1134" w:firstLine="708"/>
+        <w:jc w:val="center"/>
+        <w:rPr>
+          <w:rFonts w:ascii="Times New Roman" w:hAnsi="Times New Roman" w:cs="Times New Roman"/>
+          <w:b/>
+          <w:bCs/>
+          <w:sz w:val="28"/>
+          <w:szCs w:val="28"/>
+          <w:lang w:val="ru-BY"/>
+        </w:rPr>
+      </w:pPr>
+      <w:r>
+        <w:rPr>
+          <w:rFonts w:ascii="Times New Roman" w:hAnsi="Times New Roman" w:cs="Times New Roman"/>
+          <w:b/>
+          <w:bCs/>
+          <w:sz w:val="28"/>
+          <w:szCs w:val="28"/>
+          <w:lang w:val="ru-BY"/>
+        </w:rPr>
+        <w:lastRenderedPageBreak/>
+        <w:t xml:space="preserve">2. </w:t>
+      </w:r>
+      <w:r>
+        <w:rPr>
+          <w:rFonts w:ascii="Times New Roman" w:hAnsi="Times New Roman" w:cs="Times New Roman"/>
+          <w:b/>
+          <w:bCs/>
+          <w:sz w:val="28"/>
+          <w:szCs w:val="28"/>
+          <w:lang w:val="ru-BY"/>
+        </w:rPr>
+        <w:tab/>
+      </w:r>
+      <w:r>
+        <w:rPr>
+          <w:rFonts w:ascii="Times New Roman" w:hAnsi="Times New Roman" w:cs="Times New Roman"/>
+          <w:b/>
+          <w:bCs/>
+          <w:sz w:val="28"/>
+          <w:szCs w:val="28"/>
+          <w:lang w:val="ru-BY"/>
+        </w:rPr>
+        <w:t xml:space="preserve">Атрибуты качества (Раздел 6 по шаблону К. </w:t>
+      </w:r>
+      <w:proofErr w:type="spellStart"/>
+      <w:r>
+        <w:rPr>
+          <w:rFonts w:ascii="Times New Roman" w:hAnsi="Times New Roman" w:cs="Times New Roman"/>
+          <w:b/>
+          <w:bCs/>
+          <w:sz w:val="28"/>
+          <w:szCs w:val="28"/>
+          <w:lang w:val="ru-BY"/>
+        </w:rPr>
+        <w:t>Вигерса</w:t>
+      </w:r>
+      <w:proofErr w:type="spellEnd"/>
+      <w:r>
+        <w:rPr>
+          <w:rFonts w:ascii="Times New Roman" w:hAnsi="Times New Roman" w:cs="Times New Roman"/>
+          <w:b/>
+          <w:bCs/>
+          <w:sz w:val="28"/>
+          <w:szCs w:val="28"/>
+          <w:lang w:val="ru-BY"/>
+        </w:rPr>
+        <w:t>)</w:t>
       </w:r>
     </w:p>
     <w:p>
@@ -1363,72 +1502,21 @@
         <w:jc w:val="both"/>
         <w:rPr>
           <w:rFonts w:ascii="Times New Roman" w:hAnsi="Times New Roman" w:cs="Times New Roman"/>
-          <w:b/>
-          <w:bCs/>
-          <w:sz w:val="28"/>
-          <w:szCs w:val="28"/>
-          <w:lang w:val="ru-BY"/>
-        </w:rPr>
-      </w:pPr>
-      <w:r>
-        <w:rPr>
-          <w:rFonts w:ascii="Times New Roman" w:hAnsi="Times New Roman" w:cs="Times New Roman"/>
-          <w:b/>
-          <w:bCs/>
-          <w:sz w:val="28"/>
-          <w:szCs w:val="28"/>
-          <w:lang w:val="ru-BY"/>
-        </w:rPr>
-        <w:lastRenderedPageBreak/>
-        <w:t xml:space="preserve">2. Атрибуты качества (Раздел 6 по шаблону К. </w:t>
-      </w:r>
-      <w:proofErr w:type="spellStart"/>
-      <w:r>
-        <w:rPr>
-          <w:rFonts w:ascii="Times New Roman" w:hAnsi="Times New Roman" w:cs="Times New Roman"/>
-          <w:b/>
-          <w:bCs/>
-          <w:sz w:val="28"/>
-          <w:szCs w:val="28"/>
-          <w:lang w:val="ru-BY"/>
-        </w:rPr>
-        <w:t>Вигерса</w:t>
-      </w:r>
-      <w:proofErr w:type="spellEnd"/>
-      <w:r>
-        <w:rPr>
-          <w:rFonts w:ascii="Times New Roman" w:hAnsi="Times New Roman" w:cs="Times New Roman"/>
-          <w:b/>
-          <w:bCs/>
-          <w:sz w:val="28"/>
-          <w:szCs w:val="28"/>
-          <w:lang w:val="ru-BY"/>
-        </w:rPr>
-        <w:t>)</w:t>
-      </w:r>
-    </w:p>
-    <w:p>
-      <w:pPr>
-        <w:spacing w:line="276" w:lineRule="auto"/>
-        <w:ind w:left="-1134" w:firstLine="708"/>
-        <w:jc w:val="both"/>
-        <w:rPr>
-          <w:rFonts w:ascii="Times New Roman" w:hAnsi="Times New Roman" w:cs="Times New Roman"/>
-          <w:sz w:val="28"/>
-          <w:szCs w:val="28"/>
-          <w:lang w:val="ru-BY"/>
-        </w:rPr>
-      </w:pPr>
-      <w:r>
-        <w:rPr>
-          <w:rFonts w:ascii="Times New Roman" w:hAnsi="Times New Roman" w:cs="Times New Roman"/>
-          <w:b/>
-          <w:bCs/>
-          <w:sz w:val="28"/>
-          <w:szCs w:val="28"/>
-          <w:lang w:val="ru-BY"/>
-        </w:rPr>
-        <w:t xml:space="preserve">6. Атрибуты качества ПО (для Corporate </w:t>
+          <w:sz w:val="28"/>
+          <w:szCs w:val="28"/>
+          <w:lang w:val="ru-BY"/>
+        </w:rPr>
+      </w:pPr>
+      <w:r>
+        <w:rPr>
+          <w:rFonts w:ascii="Times New Roman" w:hAnsi="Times New Roman" w:cs="Times New Roman"/>
+          <w:b/>
+          <w:bCs/>
+          <w:sz w:val="28"/>
+          <w:szCs w:val="28"/>
+          <w:lang w:val="ru-BY"/>
+        </w:rPr>
+        <w:t xml:space="preserve">Атрибуты качества ПО (для Corporate </w:t>
       </w:r>
       <w:proofErr w:type="spellStart"/>
       <w:r>
@@ -1483,7 +1571,7 @@
           <w:szCs w:val="28"/>
           <w:lang w:val="ru-BY"/>
         </w:rPr>
-        <w:t>6.1. Удобство использования (</w:t>
+        <w:t>1. Удобство использования (</w:t>
       </w:r>
       <w:proofErr w:type="spellStart"/>
       <w:r>
@@ -1509,14 +1597,26 @@
         </w:rPr>
         <w:t>):</w:t>
       </w:r>
-      <w:r>
-        <w:rPr>
-          <w:rFonts w:ascii="Times New Roman" w:hAnsi="Times New Roman" w:cs="Times New Roman"/>
-          <w:sz w:val="28"/>
-          <w:szCs w:val="28"/>
-          <w:lang w:val="ru-BY"/>
-        </w:rPr>
-        <w:br/>
+    </w:p>
+    <w:p>
+      <w:pPr>
+        <w:spacing w:line="276" w:lineRule="auto"/>
+        <w:ind w:left="-1134" w:firstLine="708"/>
+        <w:jc w:val="both"/>
+        <w:rPr>
+          <w:rFonts w:ascii="Times New Roman" w:hAnsi="Times New Roman" w:cs="Times New Roman"/>
+          <w:sz w:val="28"/>
+          <w:szCs w:val="28"/>
+          <w:lang w:val="ru-BY"/>
+        </w:rPr>
+      </w:pPr>
+      <w:r>
+        <w:rPr>
+          <w:rFonts w:ascii="Times New Roman" w:hAnsi="Times New Roman" w:cs="Times New Roman"/>
+          <w:sz w:val="28"/>
+          <w:szCs w:val="28"/>
+          <w:lang w:val="ru-BY"/>
+        </w:rPr>
         <w:t>Интерфейс системы должен быть интуитивно понятным для рядового пользователя без IT-образования (HR-менеджера). Создание заявки на бирже задач не должно требовать более 3-х кликов от главного экрана. Система должна обеспечивать визуальную обратную связь при успешных действиях (уведомления).</w:t>
       </w:r>
     </w:p>
@@ -1526,6 +1626,9 @@
           <w:ilvl w:val="0"/>
           <w:numId w:val="5"/>
         </w:numPr>
+        <w:tabs>
+          <w:tab w:val="clear" w:pos="720"/>
+        </w:tabs>
         <w:spacing w:line="276" w:lineRule="auto"/>
         <w:ind w:left="-1134" w:firstLine="708"/>
         <w:jc w:val="both"/>
@@ -1545,16 +1648,28 @@
           <w:szCs w:val="28"/>
           <w:lang w:val="ru-BY"/>
         </w:rPr>
-        <w:t>6.2. Безопасность (Security):</w:t>
-      </w:r>
-      <w:r>
-        <w:rPr>
-          <w:rFonts w:ascii="Times New Roman" w:hAnsi="Times New Roman" w:cs="Times New Roman"/>
-          <w:sz w:val="28"/>
-          <w:szCs w:val="28"/>
-          <w:lang w:val="ru-BY"/>
-        </w:rPr>
-        <w:br/>
+        <w:t>2. Безопасность (Security):</w:t>
+      </w:r>
+    </w:p>
+    <w:p>
+      <w:pPr>
+        <w:spacing w:line="276" w:lineRule="auto"/>
+        <w:ind w:left="-1134" w:firstLine="708"/>
+        <w:jc w:val="both"/>
+        <w:rPr>
+          <w:rFonts w:ascii="Times New Roman" w:hAnsi="Times New Roman" w:cs="Times New Roman"/>
+          <w:sz w:val="28"/>
+          <w:szCs w:val="28"/>
+          <w:lang w:val="ru-BY"/>
+        </w:rPr>
+      </w:pPr>
+      <w:r>
+        <w:rPr>
+          <w:rFonts w:ascii="Times New Roman" w:hAnsi="Times New Roman" w:cs="Times New Roman"/>
+          <w:sz w:val="28"/>
+          <w:szCs w:val="28"/>
+          <w:lang w:val="ru-BY"/>
+        </w:rPr>
         <w:t>Пароли пользователей должны храниться в базе данных в виде хэшей (например, SHA-256). Рядовой сотрудник не должен иметь доступа к вкладке «Администрирование». Приложение должно проверять права доступа перед выполнением любых транзакций.</w:t>
       </w:r>
     </w:p>
@@ -1564,6 +1679,9 @@
           <w:ilvl w:val="0"/>
           <w:numId w:val="5"/>
         </w:numPr>
+        <w:tabs>
+          <w:tab w:val="clear" w:pos="720"/>
+        </w:tabs>
         <w:spacing w:line="276" w:lineRule="auto"/>
         <w:ind w:left="-1134" w:firstLine="708"/>
         <w:jc w:val="both"/>
@@ -1583,7 +1701,7 @@
           <w:szCs w:val="28"/>
           <w:lang w:val="ru-BY"/>
         </w:rPr>
-        <w:t>6.3. Надежность (</w:t>
+        <w:t>3. Надежность (</w:t>
       </w:r>
       <w:proofErr w:type="spellStart"/>
       <w:r>
@@ -1609,14 +1727,26 @@
         </w:rPr>
         <w:t>):</w:t>
       </w:r>
-      <w:r>
-        <w:rPr>
-          <w:rFonts w:ascii="Times New Roman" w:hAnsi="Times New Roman" w:cs="Times New Roman"/>
-          <w:sz w:val="28"/>
-          <w:szCs w:val="28"/>
-          <w:lang w:val="ru-BY"/>
-        </w:rPr>
-        <w:br/>
+    </w:p>
+    <w:p>
+      <w:pPr>
+        <w:spacing w:line="276" w:lineRule="auto"/>
+        <w:ind w:left="-1134" w:firstLine="708"/>
+        <w:jc w:val="both"/>
+        <w:rPr>
+          <w:rFonts w:ascii="Times New Roman" w:hAnsi="Times New Roman" w:cs="Times New Roman"/>
+          <w:sz w:val="28"/>
+          <w:szCs w:val="28"/>
+          <w:lang w:val="ru-BY"/>
+        </w:rPr>
+      </w:pPr>
+      <w:r>
+        <w:rPr>
+          <w:rFonts w:ascii="Times New Roman" w:hAnsi="Times New Roman" w:cs="Times New Roman"/>
+          <w:sz w:val="28"/>
+          <w:szCs w:val="28"/>
+          <w:lang w:val="ru-BY"/>
+        </w:rPr>
         <w:t xml:space="preserve">Финансовые операции (перевод баллов от заказчика исполнителю, списание баллов при покупке) должны выполняться строго в рамках транзакций БД (SQL </w:t>
       </w:r>
       <w:proofErr w:type="spellStart"/>
@@ -1646,6 +1776,9 @@
           <w:ilvl w:val="0"/>
           <w:numId w:val="5"/>
         </w:numPr>
+        <w:tabs>
+          <w:tab w:val="clear" w:pos="720"/>
+        </w:tabs>
         <w:spacing w:line="276" w:lineRule="auto"/>
         <w:ind w:left="-1134" w:firstLine="708"/>
         <w:jc w:val="both"/>
@@ -1665,16 +1798,28 @@
           <w:szCs w:val="28"/>
           <w:lang w:val="ru-BY"/>
         </w:rPr>
-        <w:t>6.4. Производительность (Performance):</w:t>
-      </w:r>
-      <w:r>
-        <w:rPr>
-          <w:rFonts w:ascii="Times New Roman" w:hAnsi="Times New Roman" w:cs="Times New Roman"/>
-          <w:sz w:val="28"/>
-          <w:szCs w:val="28"/>
-          <w:lang w:val="ru-BY"/>
-        </w:rPr>
-        <w:br/>
+        <w:t>4. Производительность (Performance):</w:t>
+      </w:r>
+    </w:p>
+    <w:p>
+      <w:pPr>
+        <w:spacing w:line="276" w:lineRule="auto"/>
+        <w:ind w:left="-1134" w:firstLine="708"/>
+        <w:jc w:val="both"/>
+        <w:rPr>
+          <w:rFonts w:ascii="Times New Roman" w:hAnsi="Times New Roman" w:cs="Times New Roman"/>
+          <w:sz w:val="28"/>
+          <w:szCs w:val="28"/>
+          <w:lang w:val="ru-BY"/>
+        </w:rPr>
+      </w:pPr>
+      <w:r>
+        <w:rPr>
+          <w:rFonts w:ascii="Times New Roman" w:hAnsi="Times New Roman" w:cs="Times New Roman"/>
+          <w:sz w:val="28"/>
+          <w:szCs w:val="28"/>
+          <w:lang w:val="ru-BY"/>
+        </w:rPr>
         <w:t>Загрузка каталога товаров (до 100 позиций с изображениями) должна происходить не более чем за 2 секунды. Пересчет баланса пользователя должен отображаться на экране мгновенно (менее 1 сек) после подтверждения задачи.</w:t>
       </w:r>
     </w:p>
@@ -1971,7 +2116,7 @@
       <w:pPr>
         <w:spacing w:line="276" w:lineRule="auto"/>
         <w:ind w:left="-1134" w:firstLine="708"/>
-        <w:jc w:val="both"/>
+        <w:jc w:val="center"/>
         <w:rPr>
           <w:rFonts w:ascii="Times New Roman" w:hAnsi="Times New Roman" w:cs="Times New Roman"/>
           <w:b/>
@@ -2142,6 +2287,7 @@
           <w:szCs w:val="28"/>
           <w:lang w:val="ru-BY"/>
         </w:rPr>
+        <w:lastRenderedPageBreak/>
         <w:t>Функциональные требования (FR):</w:t>
       </w:r>
     </w:p>
@@ -2173,7 +2319,6 @@
           <w:szCs w:val="28"/>
           <w:lang w:val="ru-BY"/>
         </w:rPr>
-        <w:lastRenderedPageBreak/>
         <w:t>FR-1:</w:t>
       </w:r>
       <w:r>
@@ -2591,6 +2736,8 @@
         <w:jc w:val="both"/>
         <w:rPr>
           <w:rFonts w:ascii="Times New Roman" w:hAnsi="Times New Roman" w:cs="Times New Roman"/>
+          <w:b/>
+          <w:bCs/>
           <w:sz w:val="28"/>
           <w:szCs w:val="28"/>
           <w:lang w:val="ru-BY"/>
@@ -2634,11 +2781,34 @@
       <w:r>
         <w:rPr>
           <w:rFonts w:ascii="Times New Roman" w:hAnsi="Times New Roman" w:cs="Times New Roman"/>
-          <w:sz w:val="28"/>
-          <w:szCs w:val="28"/>
-          <w:lang w:val="ru-BY"/>
-        </w:rPr>
-        <w:br/>
+          <w:b/>
+          <w:bCs/>
+          <w:sz w:val="28"/>
+          <w:szCs w:val="28"/>
+          <w:lang w:val="ru-BY"/>
+        </w:rPr>
+        <w:t>:</w:t>
+      </w:r>
+    </w:p>
+    <w:p>
+      <w:pPr>
+        <w:spacing w:line="276" w:lineRule="auto"/>
+        <w:ind w:left="-1134" w:firstLine="708"/>
+        <w:jc w:val="both"/>
+        <w:rPr>
+          <w:rFonts w:ascii="Times New Roman" w:hAnsi="Times New Roman" w:cs="Times New Roman"/>
+          <w:sz w:val="28"/>
+          <w:szCs w:val="28"/>
+          <w:lang w:val="ru-BY"/>
+        </w:rPr>
+      </w:pPr>
+      <w:r>
+        <w:rPr>
+          <w:rFonts w:ascii="Times New Roman" w:hAnsi="Times New Roman" w:cs="Times New Roman"/>
+          <w:sz w:val="28"/>
+          <w:szCs w:val="28"/>
+          <w:lang w:val="ru-BY"/>
+        </w:rPr>
         <w:t>Функциональное требование </w:t>
       </w:r>
       <w:r>
@@ -4663,6 +4833,7 @@
   <w:style w:type="character" w:default="1" w:styleId="a0">
     <w:name w:val="Default Paragraph Font"/>
     <w:uiPriority w:val="1"/>
+    <w:semiHidden/>
     <w:unhideWhenUsed/>
   </w:style>
   <w:style w:type="table" w:default="1" w:styleId="a1">
